--- a/DOCS_DA_CONVERTIRE/stabile_legno_vandini_en.docx
+++ b/DOCS_DA_CONVERTIRE/stabile_legno_vandini_en.docx
@@ -2,14 +2,6 @@
 <file path=word/document.xml><?xml version="1.0" encoding="utf-8"?>
 <w:document xmlns:wpc="http://schemas.microsoft.com/office/word/2010/wordprocessingCanvas" xmlns:cx="http://schemas.microsoft.com/office/drawing/2014/chartex" xmlns:cx1="http://schemas.microsoft.com/office/drawing/2015/9/8/chartex" xmlns:cx2="http://schemas.microsoft.com/office/drawing/2015/10/21/chartex" xmlns:cx3="http://schemas.microsoft.com/office/drawing/2016/5/9/chartex" xmlns:cx4="http://schemas.microsoft.com/office/drawing/2016/5/10/chartex" xmlns:cx5="http://schemas.microsoft.com/office/drawing/2016/5/11/chartex" xmlns:cx6="http://schemas.microsoft.com/office/drawing/2016/5/12/chartex" xmlns:cx7="http://schemas.microsoft.com/office/drawing/2016/5/13/chartex" xmlns:cx8="http://schemas.microsoft.com/office/drawing/2016/5/14/chartex" xmlns:mc="http://schemas.openxmlformats.org/markup-compatibility/2006" xmlns:aink="http://schemas.microsoft.com/office/drawing/2016/ink" xmlns:am3d="http://schemas.microsoft.com/office/drawing/2017/model3d" xmlns:o="urn:schemas-microsoft-com:office:office" xmlns:oel="http://schemas.microsoft.com/office/2019/extlst" xmlns:r="http://schemas.openxmlformats.org/officeDocument/2006/relationships" xmlns:m="http://schemas.openxmlformats.org/officeDocument/2006/math" xmlns:v="urn:schemas-microsoft-com:vml" xmlns:wp14="http://schemas.microsoft.com/office/word/2010/wordprocessingDrawing" xmlns:wp="http://schemas.openxmlformats.org/drawingml/2006/wordprocessingDrawing" xmlns:w10="urn:schemas-microsoft-com:office:word" xmlns:w="http://schemas.openxmlformats.org/wordprocessingml/2006/main" xmlns:w14="http://schemas.microsoft.com/office/word/2010/wordml" xmlns:w15="http://schemas.microsoft.com/office/word/2012/wordml" xmlns:w16cex="http://schemas.microsoft.com/office/word/2018/wordml/cex" xmlns:w16cid="http://schemas.microsoft.com/office/word/2016/wordml/cid" xmlns:w16="http://schemas.microsoft.com/office/word/2018/wordml" xmlns:w16du="http://schemas.microsoft.com/office/word/2023/wordml/word16du" xmlns:w16sdtdh="http://schemas.microsoft.com/office/word/2020/wordml/sdtdatahash" xmlns:w16sdtfl="http://schemas.microsoft.com/office/word/2024/wordml/sdtformatlock" xmlns:w16se="http://schemas.microsoft.com/office/word/2015/wordml/symex" xmlns:wpg="http://schemas.microsoft.com/office/word/2010/wordprocessingGroup" xmlns:wpi="http://schemas.microsoft.com/office/word/2010/wordprocessingInk" xmlns:wne="http://schemas.microsoft.com/office/word/2006/wordml" xmlns:wps="http://schemas.microsoft.com/office/word/2010/wordprocessingShape" mc:Ignorable="w14 w15 w16se w16cid w16 w16cex w16sdtdh w16sdtfl w16du wp14">
   <w:body>
-    <w:p>
-      <w:pPr>
-        <w:pStyle w:val="Titolo1"/>
-      </w:pPr>
-      <w:r>
-        <w:t>The wooden building in Via del Porto: A work by Aldo Vandini</w:t>
-      </w:r>
-    </w:p>
     <w:p>
       <w:r>
         <w:t>Welcome to Via del Porto 11. In front of you stands one of the most significant examples of sustainable architecture in the heart of Bologna. This building, designed by architect Aldo Vandini, represents a successful challenge: integrating a modern and technologically advanced structure into a stratified historical context.</w:t>
@@ -180,38 +172,29 @@
         <w:rPr>
           <w:noProof/>
         </w:rPr>
-        <w:t>[SPLIT_BLOCK:stabile-legno-vandini-</w:t>
-      </w:r>
-      <w:r>
-        <w:rPr>
-          <w:noProof/>
-        </w:rPr>
-        <w:t>due</w:t>
-      </w:r>
-      <w:r>
-        <w:rPr>
-          <w:noProof/>
-        </w:rPr>
-        <w:t>.jpg]</w:t>
+        <w:t>[SPLIT_BLOCK:stabile-legno-vandini-due.jpg]</w:t>
       </w:r>
     </w:p>
     <w:p>
       <w:proofErr w:type="spellStart"/>
       <w:r>
+        <w:t>Despite</w:t>
+      </w:r>
+      <w:proofErr w:type="spellEnd"/>
+      <w:r>
+        <w:t xml:space="preserve"> the </w:t>
+      </w:r>
+      <w:proofErr w:type="spellStart"/>
+      <w:r>
+        <w:t>solid</w:t>
+      </w:r>
+      <w:proofErr w:type="spellEnd"/>
+      <w:r>
+        <w:t xml:space="preserve"> and perfectly integrated appearance, the choice of wood allowed for rapid construction and minimized environmental impact. It is a building that "breathes", capable of </w:t>
+      </w:r>
+      <w:r>
         <w:lastRenderedPageBreak/>
-        <w:t>Despite</w:t>
-      </w:r>
-      <w:proofErr w:type="spellEnd"/>
-      <w:r>
-        <w:t xml:space="preserve"> the </w:t>
-      </w:r>
-      <w:proofErr w:type="spellStart"/>
-      <w:r>
-        <w:t>solid</w:t>
-      </w:r>
-      <w:proofErr w:type="spellEnd"/>
-      <w:r>
-        <w:t xml:space="preserve"> and perfectly integrated appearance, the choice of wood allowed for rapid construction and minimized environmental impact. It is a building that "breathes", capable of maintaining an ideal temperature in every season without wasting energy, demonstrating that</w:t>
+        <w:t>maintaining an ideal temperature in every season without wasting energy, demonstrating that</w:t>
       </w:r>
       <w:r>
         <w:rPr>
@@ -479,19 +462,7 @@
         <w:rPr>
           <w:noProof/>
         </w:rPr>
-        <w:t>[SPLIT_BLOCK:tecnologia_</w:t>
-      </w:r>
-      <w:r>
-        <w:rPr>
-          <w:noProof/>
-        </w:rPr>
-        <w:t>x-lam</w:t>
-      </w:r>
-      <w:r>
-        <w:rPr>
-          <w:noProof/>
-        </w:rPr>
-        <w:t>.jpg</w:t>
+        <w:t>[SPLIT_BLOCK:tecnologia_x-lam.jpg</w:t>
       </w:r>
       <w:r>
         <w:rPr>
